--- a/output/final/chapter5_simulated_full_demo.docx
+++ b/output/final/chapter5_simulated_full_demo.docx
@@ -549,7 +549,7 @@
                 <w:b/>
                 <w:sz w:val="22"/>
               </w:rPr>
-              <w:t>نتیجهٔ شبیه‌سازی</w:t>
+              <w:t>نتیجهٔ تحلیل</w:t>
             </w:r>
           </w:p>
         </w:tc>

--- a/output/final/chapter5_simulated_full_demo.docx
+++ b/output/final/chapter5_simulated_full_demo.docx
@@ -105,7 +105,7 @@
           <w:rtl/>
           <w:lang w:bidi="fa-IR"/>
         </w:rPr>
-        <w:t xml:space="preserve">نقشه راه فصل چنین است: بخش ۵-۲ تصویر فشرده‌ای از مسئله، روش و یافته‌های پژوهش به دست می‌دهد؛ بخش ۵-۳ یافته هر فرضیه را جداگانه بحث و تبیین می‌کند و با دلالت‌های نظری به پایان می‌رسد؛ بخش ۵-۴ الگوی کلی همسویی و ناهمسویی یافته‌ها با پیشینه داخلی و خارجی را جمع‌بندی می‌کند؛ بخش ۵-۵ کاربردهای عملی، بخش ۵-۶ محدودیت‌ها و بخش ۵-۷ پیشنهادهای پژوهشی و کاربردی را ارائه می‌دهند؛ و بخش ۵-۸ با نتیجه‌گیری نهایی فصل را می‌بندد.</w:t>
+        <w:t xml:space="preserve">نقشه راه فصل چنین است: بخش ۵-۲ تصویر فشرده‌ای از مسئله، روش و یافته‌های پژوهش به دست می‌دهد؛ بخش ۵-۳ یافته هر فرضیه را جداگانه بحث و تبیین می‌کند و با دلالت‌های نظری به پایان می‌رسد. بخش ۵-۴ الگوی کلی همسویی و ناهمسویی یافته‌ها با پیشینه داخلی و خارجی را جمع‌بندی می‌کند؛ بخش ۵-۵ کاربردهای عملی، بخش ۵-۶ محدودیت‌ها و بخش ۵-۷ پیشنهادهای پژوهشی و کاربردی را ارائه می‌دهند. بخش ۵-۸ نیز با نتیجه‌گیری نهایی فصل را می‌بندد.</w:t>
       </w:r>
     </w:p>
     <w:p>
@@ -1111,7 +1111,7 @@
           <w:rtl/>
           <w:lang w:bidi="fa-IR"/>
         </w:rPr>
-        <w:t xml:space="preserve">از نظر پیوند کلی میان ویژگی‌های اضطرابی و رفتار مالی، یافته حاضر با شواهد داخلی سازگار است. ستایش و همکاران (۱۳۹۹) نشان دادند که روان‌رنجورخویی — که اضطراب صفتی مؤلفه اصلی آن است — با الگوهای رفتار معاملاتی سرمایه‌گذاران بورس تهران رابطه معنادار دارد؛ شاهدی مستقیم از جامعه ایرانی که فرض کلی پژوهش حاضر را پشتیبانی می‌کند. بهدیو و همکاران (۱۳۹۸) نیز گزارش کردند که ویژگی‌های فردی و سطح ریسک‌پذیری سرمایه‌گذاران، بروز رفتار توده‌وار را پیش‌بینی می‌کند و از این رهگذر بر نقش متغیرهای روانشناختی در رفتار مالی غیرمنطقی صحه گذاشتند. در همین راستا، فلاح و خدایی (۱۳۹۸) رابطه مثبت هوش هیجانی با عملکرد سرمایه‌گذاری را گزارش کردند که از سمت معکوس نیز معنادار است: اگر مدیریت توانمند هیجان‌ها با پیامد مالی بهتر همراه باشد، دشواری در مدیریت هیجان — که وجه مشخصه اضطراب صفتی بالاست — می‌تواند با پیامدهای نامطلوب همراه شود.</w:t>
+        <w:t xml:space="preserve">از نظر پیوند کلی میان ویژگی‌های اضطرابی و رفتار مالی، یافته حاضر با شواهد داخلی سازگار است. ستایش و همکاران (۱۳۹۹) نشان دادند که روان‌رنجورخویی — که اضطراب صفتی مؤلفه اصلی آن است — با الگوهای رفتار معاملاتی سرمایه‌گذاران بورس تهران رابطه معنادار دارد؛ شاهدی مستقیم از جامعه ایرانی که فرض کلی پژوهش حاضر را پشتیبانی می‌کند. بهدیو و همکاران (۱۳۹۸) نیز گزارش کردند که ویژگی‌های فردی و سطح ریسک‌پذیری سرمایه‌گذاران، بروز رفتار توده‌وار را پیش‌بینی می‌کند و از این رهگذر بر نقش متغیرهای روانشناختی در رفتار مالی غیرمنطقی صحه گذاشتند. در همین راستا، فلاح و خدایی (۱۳۹۸) رابطه مثبت هوش هیجانی با عملکرد سرمایه‌گذاری را گزارش کردند؛ یافته‌ای که از سمت معکوس نیز معنادار است. اگر مدیریت توانمند هیجان‌ها با پیامد مالی بهتر همراه باشد، دشواری در مدیریت هیجان — که وجه مشخصه اضطراب صفتی بالاست — می‌تواند با پیامدهای نامطلوب همراه شود.</w:t>
       </w:r>
     </w:p>
     <w:p>
@@ -1162,7 +1162,7 @@
           <w:rtl/>
           <w:lang w:bidi="fa-IR"/>
         </w:rPr>
-        <w:t xml:space="preserve">در برابر این شواهد، دسته دیگری از پژوهش‌ها از ریسک‌گریزی ناشی از اضطراب حکایت دارند و جهت یافته حاضر با آن‌ها هم‌خوان نیست. آن و همکاران (۲۰۲۱) نشان دادند که اضطراب مالی با نگهداری کمتر دارایی‌های پرریسک و گرایش به دارایی‌های امن همراه است. پاک و محمود (۲۰۱۹) گزارش کردند که ناپایداری هیجانی بالا با پروفایل محافظه‌کارانه‌تر و تحمل ریسک پایین‌تر همراه است. ماهاتو و همکاران (۲۰۲۵) نیز اثر اضطراب صفتی را به شکل اجتناب از تصمیم‌گیری یا تصمیم‌های محافظه‌کارانه افراطی توصیف کردند. لوریولا و لوین (۲۰۰۱) نشان دادند افراد با روان‌رنجورخویی بالا در موقعیت‌های سودآور ریسک‌گریز بودند اما در موقعیت‌های زیان‌ده رفتارهای ریسکی بیشتری نشان دادند؛ الگویی شرطی که یادآور پیش‌بینی نظریه چشم‌انداز درباره تفاوت رفتار در قلمرو سود و زیان است (کانمن و تورسکی، ۱۹۷۹). چارلز و کاسیلینگام (۲۰۲۲) نیز هرچند پیوند اضطراب با تصمیم مالی را تأیید کردند، جهت آن را روی تحمل ریسک معکوس یافتند: اضطراب بالاتر با تحمل ریسک کمتر و سوگیری اثر گرایش بیشتر همراه بود. این ناهمسانی ظاهری را می‌توان چنین فهمید که اضطراب دو واکنش متفاوت را در افراد مختلف برمی‌انگیزد: اجتناب و کناره‌گیری از ریسک در برخی، و اقدام تکانشی برای فرار از تنش در برخی دیگر.</w:t>
+        <w:t xml:space="preserve">در برابر این شواهد، دسته دیگری از پژوهش‌ها از ریسک‌گریزی ناشی از اضطراب حکایت دارند و جهت یافته حاضر با آن‌ها هم‌خوان نیست. آن و همکاران (۲۰۲۱) نشان دادند که اضطراب مالی با نگهداری کمتر دارایی‌های پرریسک و گرایش به دارایی‌های امن همراه است. پاک و محمود (۲۰۱۹) گزارش کردند که ناپایداری هیجانی بالا با پروفایل محافظه‌کارانه‌تر و تحمل ریسک پایین‌تر همراه است. ماهاتو و همکاران (۲۰۲۵) نیز اثر اضطراب صفتی را به شکل اجتناب از تصمیم‌گیری یا تصمیم‌های محافظه‌کارانه افراطی توصیف کردند. لوریولا و لوین (۲۰۰۱) نشان دادند افراد با روان‌رنجورخویی بالا در موقعیت‌های سودآور ریسک‌گریز بودند اما در موقعیت‌های زیان‌ده رفتارهای ریسکی بیشتری نشان دادند. این الگوی شرطی که یادآور پیش‌بینی نظریه چشم‌انداز درباره تفاوت رفتار در قلمرو سود و زیان است (کانمن و تورسکی، ۱۹۷۹). چارلز و کاسیلینگام (۲۰۲۲) نیز هرچند پیوند اضطراب با تصمیم مالی را تأیید کردند، جهت آن را روی تحمل ریسک معکوس یافتند. اضطراب بالاتر با تحمل ریسک کمتر و سوگیری اثر گرایش بیشتر همراه بود. این ناهمسانی ظاهری را می‌توان چنین فهمید که اضطراب دو واکنش متفاوت را در افراد مختلف برمی‌انگیزد: اجتناب و کناره‌گیری از ریسک در برخی، و اقدام تکانشی برای فرار از تنش در برخی دیگر.</w:t>
       </w:r>
     </w:p>
     <w:p>
@@ -1196,7 +1196,7 @@
           <w:rtl/>
           <w:lang w:bidi="fa-IR"/>
         </w:rPr>
-        <w:t xml:space="preserve">نکته پایانی این بحث، اندازه کوچک اثر است. رابطه‌ای در حد ۰٫۲۸، هرچند معنادار، نشان می‌دهد که اضطراب به‌تنهایی سهم اندکی از تفاوت‌های فردی در رفتار مالی را تبیین می‌کند و بخش عمده این تفاوت‌ها به عوامل دیگری مربوط است؛ از جمله ساختارهای شناختی عمیقی مانند طرحواره‌ها که در فرضیه اصلی بررسی می‌شوند، و متغیرهای نامسنجیده‌ای چون تنظیم هیجان، تجربه معامله‌گری و سواد مالی. همچنین با توجه به مقطعی بودن طرح، جهت این رابطه را نیز نمی‌توان قطعی دانست؛ همان‌قدر که اضطراب می‌تواند با رفتار پرخطر همراه شود، تجربه زیان‌های ناشی از رفتارهای پرخطر نیز می‌تواند سطح اضطراب معامله‌گر را بالا نگه دارد. از این رو یافته فرضیه دوم صرفاً یک همبستگی سازگار با مدل نظری تلقی می‌شود، نه شاهدی بر تقدم علی اضطراب.</w:t>
+        <w:t xml:space="preserve">نکته پایانی این بحث، اندازه کوچک اثر است. رابطه‌ای در حد ۰٫۲۸، هرچند معنادار، نشان می‌دهد که اضطراب به‌تنهایی سهم اندکی از تفاوت‌های فردی در رفتار مالی را تبیین می‌کند و بخش عمده این تفاوت‌ها به عوامل دیگری مربوط است: ساختارهای شناختی عمیقی مانند طرحواره‌ها که در فرضیه اصلی بررسی می‌شوند، و متغیرهای نامسنجیده‌ای چون تنظیم هیجان، تجربه معامله‌گری و سواد مالی. همچنین با توجه به مقطعی بودن طرح، جهت این رابطه را نیز نمی‌توان قطعی دانست؛ همان‌قدر که اضطراب می‌تواند با رفتار پرخطر همراه شود، تجربه زیان‌های ناشی از رفتارهای پرخطر نیز می‌تواند سطح اضطراب معامله‌گر را بالا نگه دارد. از این رو یافته فرضیه دوم صرفاً یک همبستگی سازگار با مدل نظری تلقی می‌شود، نه شاهدی بر تقدم علی اضطراب.</w:t>
       </w:r>
     </w:p>
     <w:p>
@@ -1355,7 +1355,7 @@
           <w:rtl/>
           <w:lang w:bidi="fa-IR"/>
         </w:rPr>
-        <w:t xml:space="preserve">تبیین نظری این رابطه را می‌توان از دو سو دنبال کرد. از سوی اضطراب، مدل شناختی نشان می‌دهد که نظام پردازش اطلاعات در افراد مضطرب به‌طور خودکار و راهبردی بر نشانه‌های تهدید متمرکز می‌شود و همین سوگیری، دسترسی به حافظه‌ها و باورهای مرتبط با خطر را تسهیل می‌کند (بک، ۱۹۷۶؛ بک و کلارک، ۱۹۹۷). برانگیختگی مزمن و درگیری مداوم ذهنی با تهدیدهای احتمالی، ظرفیت ارزیابی مجدد و بازداری شناختی را فرسوده می‌سازد و ذهن را برای پذیرش تفسیرهای تهدیدآمیز آماده نگه می‌دارد. از سوی طرحواره، نظریه یانگ تصریح می‌کند که موقعیت‌های تنش‌زا — به‌ویژه هنگامی که با مضمون تجربه‌های شکل‌دهنده طرحواره همخوانی دارند — نقش محرک برانگیزاننده را ایفا می‌کنند و هسته هیجانی طرحواره‌های خفته را بیدار می‌سازند (یانگ و همکاران، ۲۰۰۳). در بافت معامله‌گری، نوسانات بازار و زیان‌های پی‌درپی دقیقاً چنین کارکردی دارند: اضطراب صفتی بالا، آستانه فعال‌شدن طرحواره‌های تهدید، بی‌ثباتی و محدودیت‌های مختل را پایین می‌آورد و فرد را مستعد تجربه هم‌زمان تنش هیجانی و باورهای ناسازگار می‌کند. فعال‌شدن طرحواره در این لحظه می‌تواند واکنش‌های هیجانی شدید و رفتارهای غیرتطبیقی را به دنبال داشته باشد (آرنتز و جیکوب، ۲۰۱۲).</w:t>
+        <w:t xml:space="preserve">تبیین نظری این رابطه را می‌توان از دو سو دنبال کرد. از سوی اضطراب، مدل شناختی نشان می‌دهد که نظام پردازش اطلاعات در افراد مضطرب به‌طور خودکار و راهبردی بر نشانه‌های تهدید متمرکز می‌شود. همین سوگیری، دسترسی به حافظه‌ها و باورهای مرتبط با خطر را تسهیل می‌کند (بک، ۱۹۷۶؛ بک و کلارک، ۱۹۹۷). برانگیختگی مزمن و درگیری مداوم ذهنی با تهدیدهای احتمالی، ظرفیت ارزیابی مجدد و بازداری شناختی را فرسوده می‌سازد و ذهن را برای پذیرش تفسیرهای تهدیدآمیز آماده نگه می‌دارد. از سوی طرحواره، نظریه یانگ تصریح می‌کند که موقعیت‌های تنش‌زا — به‌ویژه هنگامی که با مضمون تجربه‌های شکل‌دهنده طرحواره همخوانی دارند — نقش محرک برانگیزاننده را ایفا می‌کنند و هسته هیجانی طرحواره‌های خفته را بیدار می‌سازند (یانگ و همکاران، ۲۰۰۳). در بافت معامله‌گری، نوسانات بازار و زیان‌های پی‌درپی دقیقاً چنین کارکردی دارند: اضطراب صفتی بالا، آستانه فعال‌شدن طرحواره‌های تهدید، بی‌ثباتی و محدودیت‌های مختل را پایین می‌آورد و فرد را مستعد تجربه هم‌زمان تنش هیجانی و باورهای ناسازگار می‌کند. فعال‌شدن طرحواره در این لحظه می‌تواند واکنش‌های هیجانی شدید و رفتارهای غیرتطبیقی را به دنبال داشته باشد (آرنتز و جیکوب، ۲۰۱۲).</w:t>
       </w:r>
     </w:p>
     <w:p>
@@ -1548,7 +1548,7 @@
           <w:rtl/>
           <w:lang w:bidi="fa-IR"/>
         </w:rPr>
-        <w:t xml:space="preserve">تبیین نظری این رابطه بر مفهوم سبک‌های مقابله‌ای استوار است. فعال‌شدن یک طرحواره لزوماً به رفتار مشخصی منجر نمی‌شود؛ بلکه واکنش رفتاری به سبک مقابله‌ای غالب فرد بستگی دارد: تسلیم، اجتناب یا جبران افراطی (یانگ و همکاران، ۲۰۰۳). در قالب جبران افراطی، معامله‌گر می‌کوشد برخلاف پیام طرحواره عمل کند و با پذیرش ریسک‌های بزرگ، برتری و کنترل خود را به نمایش بگذارد؛ رفتاری که ماهیتاً به شرط‌بندی نزدیک می‌شود. در قالب اجتناب نیز معامله‌گری می‌تواند کارکرد گریز از تنش هیجانی پیدا کند و به اقدام‌های تکانشگرانه بینجامد. نکته کلیدی آن است که یک طرحواره واحد می‌تواند بسته به سبک مقابله‌ای، در فردی به ریسک‌گریزی افراطی و در فردی دیگر به ریسک‌پذیری تکانشی بینجامد؛ از این رو رفتار مشاهده‌شده بیش از آن‌که آینه مستقیم طرحواره باشد، آینه راهبرد مقابله‌ای فرد در برابر آن است (یانگ و همکاران، ۲۰۰۳؛ آرنتز و جیکوب، ۲۰۱۲). این ویژگی نظری همان چیزی است که ناهمسانی رفتار معامله‌گران هم‌سطح از نظر اضطراب را تبیین می‌کند و ضرورت سنجش هم‌زمان طرحواره‌ها و سبک‌های رفتاری را نشان می‌دهد.</w:t>
+        <w:t xml:space="preserve">تبیین نظری این رابطه بر مفهوم سبک‌های مقابله‌ای استوار است. فعال‌شدن یک طرحواره لزوماً به رفتار مشخصی منجر نمی‌شود؛ بلکه واکنش رفتاری به سبک مقابله‌ای غالب فرد بستگی دارد: تسلیم، اجتناب یا جبران افراطی (یانگ و همکاران، ۲۰۰۳). در قالب جبران افراطی، معامله‌گر می‌کوشد برخلاف پیام طرحواره عمل کند و با پذیرش ریسک‌های بزرگ، برتری و کنترل خود را به نمایش بگذارد؛ رفتاری که ماهیتاً به شرط‌بندی نزدیک می‌شود. در قالب اجتناب نیز معامله‌گری می‌تواند کارکرد گریز از تنش هیجانی پیدا کند و به اقدام‌های تکانشگرانه بینجامد. نکته کلیدی آن است که یک طرحواره واحد می‌تواند بسته به سبک مقابله‌ای، در فردی به ریسک‌گریزی افراطی و در فردی دیگر به ریسک‌پذیری تکانشی بینجامد. از این رو رفتار مشاهده‌شده بیش از آن‌که آینه مستقیم طرحواره باشد، آینه راهبرد مقابله‌ای فرد در برابر آن است (یانگ و همکاران، ۲۰۰۳؛ آرنتز و جیکوب، ۲۰۱۲). این ویژگی نظری همان چیزی است که ناهمسانی رفتار معامله‌گران هم‌سطح از نظر اضطراب را تبیین می‌کند و ضرورت سنجش هم‌زمان طرحواره‌ها و سبک‌های رفتاری را نشان می‌دهد.</w:t>
       </w:r>
     </w:p>
     <w:p>
@@ -1745,7 +1745,7 @@
           <w:rtl/>
           <w:lang w:bidi="fa-IR"/>
         </w:rPr>
-        <w:t xml:space="preserve">یافته فرضیه اصلی را نمی‌توان مستقیماً با پژوهش پیشینی مقایسه کرد؛ زیرا بر اساس جمع‌بندی فصل دوم، پژوهشی که در آن رابطه اضطراب صفتی با رفتارهای مالی پرخطر از مسیر میانجی‌گری طرحواره‌های ناسازگار اولیه و در جامعه معامله‌گران ایرانی به‌طور هم‌زمان آزمون شده باشد، یافت نشد. نزدیک‌ترین مدل‌های میانجی، هر یک از جهتی متفاوت‌اند: در پژوهش سافیتری و همکاران (۲۰۲۵) تحمل ریسک میانجی عوامل اجتماعی-روانی و تصمیم سرمایه‌گذاری بود؛ در پژوهش صدیقی ارفعی و همکاران (۲۰۲۳) تنظیم هیجان میانجی طرحواره‌ها و رفتار پرخطر در دانش‌آموزان بود؛ و در پژوهش استِوِز و همکاران (۲۰۲۴) طرحواره‌ها میانجی تجارب ناگوار و رفتارهای تکانشی بودند. در همین راستا، آرنا و همکاران (۲۰۲۲) بر ضرورت مدل‌های پیچیده‌تر از روابط ساده — توجه به تعامل ویژگی‌های شخصیتی با عوامل نگرشی — تأکید کردند که منطق مدل‌سازی پژوهش حاضر را پشتیبانی می‌کند.</w:t>
+        <w:t xml:space="preserve">یافته فرضیه اصلی را نمی‌توان مستقیماً با پژوهش پیشینی مقایسه کرد؛ زیرا بر اساس جمع‌بندی فصل دوم، پژوهشی که در آن رابطه اضطراب صفتی با رفتارهای مالی پرخطر از مسیر میانجی‌گری طرحواره‌های ناسازگار اولیه و در جامعه معامله‌گران ایرانی به‌طور هم‌زمان آزمون شده باشد، یافت نشد. نزدیک‌ترین مدل‌های میانجی، هر یک از جهتی متفاوت‌اند: در پژوهش سافیتری و همکاران (۲۰۲۵) تحمل ریسک میانجی عوامل اجتماعی-روانی و تصمیم سرمایه‌گذاری بود؛ در پژوهش صدیقی ارفعی و همکاران (۲۰۲۳) تنظیم هیجان میانجی طرحواره‌ها و رفتار پرخطر در دانش‌آموزان بود. در پژوهش استِوِز و همکاران (۲۰۲۴) نیز طرحواره‌ها میانجی تجارب ناگوار و رفتارهای تکانشی بودند. در همین راستا، آرنا و همکاران (۲۰۲۲) بر ضرورت مدل‌های پیچیده‌تر از روابط ساده — توجه به تعامل ویژگی‌های شخصیتی با عوامل نگرشی — تأکید کردند که منطق مدل‌سازی پژوهش حاضر را پشتیبانی می‌کند.</w:t>
       </w:r>
     </w:p>
     <w:p>
@@ -1986,7 +1986,7 @@
           <w:rtl/>
           <w:lang w:bidi="fa-IR"/>
         </w:rPr>
-        <w:t xml:space="preserve">فراتر از آزمون تک‌تک فرضیه‌ها، یافته‌های این پژوهش در کنار هم دلالت‌های نظری درخور توجهی دارند. نخستین دلالت، پیوند سه حوزه‌ای است که معمولاً جدا از هم بررسی می‌شوند: روانشناسی بالینی با مفهوم اضطراب صفتی (اسپیلبرگر، ۱۹۸۳)، نظریه طرحواره با مفهوم باورهای بنیادین ناسازگار (یانگ و همکاران، ۲۰۰۳)، و روانشناسی مالی با مفهوم رفتارهای مالی پرخطر (بیکر و نوفسینگر، ۲۰۱۰؛ تیلر، ۲۰۱۶). یافته‌ها نشان می‌دهند که این سه سطح — هیجانی، شناختی عمیق و رفتاری — را می‌توان در یک مدل یکپارچه به هم پیوند داد و از توصیف روابط دوتایی به تبیین فرایندی ارتقا یافت (هایز، ۲۰۱۸). ارزش چنین مدل چندسطحی در آن است که هم‌زمان به پرسش «چه چیزی» و پرسش «از چه مسیری» پاسخ می‌دهد.</w:t>
+        <w:t xml:space="preserve">فراتر از آزمون تک‌تک فرضیه‌ها، یافته‌های این پژوهش در کنار هم دلالت‌های نظری درخور توجهی دارند. نخستین دلالت، پیوند سه حوزه‌ای است که معمولاً جدا از هم بررسی می‌شوند. روانشناسی بالینی با مفهوم اضطراب صفتی (اسپیلبرگر، ۱۹۸۳)، نظریه طرحواره با مفهوم باورهای بنیادین ناسازگار (یانگ و همکاران، ۲۰۰۳) در این مدل به هم گره می‌خورند. روانشناسی مالی با مفهوم رفتارهای مالی پرخطر (بیکر و نوفسینگر، ۲۰۱۰؛ تیلر، ۲۰۱۶) نیز به همین مدل پیوند می‌خورد. یافته‌ها نشان می‌دهند که این سه سطح — هیجانی، شناختی عمیق و رفتاری — را می‌توان در یک مدل یکپارچه به هم پیوند داد و از توصیف روابط دوتایی به تبیین فرایندی ارتقا یافت (هایز، ۲۰۱۸). ارزش چنین مدل چندسطحی در آن است که هم‌زمان به پرسش «چه چیزی» و پرسش «از چه مسیری» پاسخ می‌دهد.</w:t>
       </w:r>
     </w:p>
     <w:p>
@@ -2003,7 +2003,7 @@
           <w:rtl/>
           <w:lang w:bidi="fa-IR"/>
         </w:rPr>
-        <w:t xml:space="preserve">دومین دلالت، تبیین ناهمسانی رفتار معامله‌گران است. یکی از معماهای پایدار روانشناسی مالی این است که چرا دو معامله‌گر با سطح مشابه اضطراب، رفتارهای مالی کاملاً متفاوتی نشان می‌دهند: یکی به ریسک‌گریزی افراطی می‌گراید و دیگری به ریسک‌پذیری تکانشی. یافته‌های حاضر — به‌ویژه میانجی‌گری جزئی طرحواره‌ها و نقش سبک‌های مقابله‌ای — چارچوبی برای پاسخ به این معما فراهم می‌آورد: تفاوت رفتاری می‌تواند بازتاب تفاوت در طرحواره‌های فعال‌شده و راهبردهای مقابله با آن‌ها باشد، نه لزوماً تفاوت در سطح اضطراب (یانگ و همکاران، ۲۰۰۳؛ آرنتز و جیکوب، ۲۰۱۲). این تبیین با شواهدی سازگار است که جهت رابطه اضطراب با ریسک‌پذیری را یکسان نیافته‌اند (آن و همکاران، ۲۰۲۱؛ گرال-برونک و همکاران، ۲۰۲۵) و نشان می‌دهد که ناهمسانی مشاهده‌شده در ادبیات، دست‌کم بخشی، می‌تواند ناشی از نادیده گرفتن لایه شناختی میانی باشد.</w:t>
+        <w:t xml:space="preserve">دومین دلالت، تبیین ناهمسانی رفتار معامله‌گران است. یکی از معماهای پایدار روانشناسی مالی این است که چرا دو معامله‌گر با سطح مشابه اضطراب، رفتارهای مالی کاملاً متفاوتی نشان می‌دهند: یکی به ریسک‌گریزی افراطی می‌گراید و دیگری به ریسک‌پذیری تکانشی. یافته‌های حاضر — به‌ویژه میانجی‌گری جزئی طرحواره‌ها و نقش سبک‌های مقابله‌ای — چارچوبی برای پاسخ به این معما فراهم می‌آورد. تفاوت رفتاری می‌تواند بازتاب تفاوت در طرحواره‌های فعال‌شده و راهبردهای مقابله با آن‌ها باشد، نه لزوماً تفاوت در سطح اضطراب (یانگ و همکاران، ۲۰۰۳؛ آرنتز و جیکوب، ۲۰۱۲). این تبیین با شواهدی سازگار است که جهت رابطه اضطراب با ریسک‌پذیری را یکسان نیافته‌اند (آن و همکاران، ۲۰۲۱؛ گرال-برونک و همکاران، ۲۰۲۵). این سازگاری نشان می‌دهد که ناهمسانی مشاهده‌شده در ادبیات — دست‌کم بخشی — می‌تواند ناشی از نادیده گرفتن لایه شناختی میانی باشد.</w:t>
       </w:r>
     </w:p>
     <w:p>
@@ -2535,7 +2535,7 @@
           <w:rtl/>
           <w:lang w:bidi="fa-IR"/>
         </w:rPr>
-        <w:t xml:space="preserve">از نظر جغرافیای شواهد، پژوهش‌های داخلی مرور شده — ستایش و همکاران (۱۳۹۹)، بهدیو و همکاران (۱۳۹۸)، نوری و هاشمیان (۱۳۹۶) و امیدی و همکاران (۱۳۹۲) — همگی با یافته‌های حاضر هم‌جهت‌اند؛ اما نمونه‌های آن‌ها یا سرمایه‌گذاران عمومی‌اند یا دانشجویان، نه معامله‌گران فعال. در پیشینه خارجی نیز همین الگو دیده می‌شود: بخش قابل‌توجهی از مطالعات بر نمونه‌های دانشجویی، سرمایه‌گذاران عمومی یا نمونه‌های بالینی متکی‌اند و پژوهش‌های انجام‌شده روی معامله‌گران حرفه‌ای معدودند (فنتون-اکریوی و همکاران، ۲۰۱۲؛ لو و رپین، ۲۰۰۲).</w:t>
+        <w:t xml:space="preserve">از نظر جغرافیای شواهد، پژوهش‌های داخلی مرور شده — ستایش و همکاران (۱۳۹۹)، بهدیو و همکاران (۱۳۹۸)، نوری و هاشمیان (۱۳۹۶) و امیدی و همکاران (۱۳۹۲) — همگی با یافته‌های حاضر هم‌جهت‌اند. اما نمونه‌های آن‌ها یا سرمایه‌گذاران عمومی‌اند یا دانشجویان، نه معامله‌گران فعال. در پیشینه خارجی نیز همین الگو دیده می‌شود: بخش قابل‌توجهی از مطالعات بر نمونه‌های دانشجویی، سرمایه‌گذاران عمومی یا نمونه‌های بالینی متکی‌اند و پژوهش‌های انجام‌شده روی معامله‌گران حرفه‌ای معدودند (فنتون-اکریوی و همکاران، ۲۰۱۲؛ لو و رپین، ۲۰۰۲).</w:t>
       </w:r>
     </w:p>
     <w:p>
@@ -2622,7 +2622,7 @@
           <w:rtl/>
           <w:lang w:bidi="fa-IR"/>
         </w:rPr>
-        <w:t xml:space="preserve">در آموزش معامله‌گران، یافته‌ها از گنجاندن مؤلفه روانشناختی در کنار آموزش فنی پشتیبانی می‌کنند. آشنایی با سوگیری‌هایی چون اثر گرایش (شفرین و استاتمن، ۱۹۸۵)، رفتار گله‌ای (هوانگ و سالمون، ۲۰۰۴) و معامله‌گری بیش از حد ناشی از بیش‌اطمینانی (باربر و اودین، ۲۰۰۰)، و تدوین «قوانین رفتاری» شخصی — مانند پایبندی به حد ضرر از پیش تعیین‌شده و محدودساختن حجم معاملات در دوره‌های پریشانی — می‌تواند به کاهش تصمیم‌های تکانشی کمک کند. شواهدی که سواد مالی را تعدیل‌گر اثر سوگیری‌ها یافته‌اند (فروغی و تهرانی، ۱۳۹۷؛ دینگرا و آگاروال، ۲۰۲۵)، نشان می‌دهند که آموزش مالی و آموزش روانشناختی مکمل یکدیگرند نه جایگزین هم.</w:t>
+        <w:t xml:space="preserve">در آموزش معامله‌گران، یافته‌ها از گنجاندن مؤلفه روانشناختی در کنار آموزش فنی پشتیبانی می‌کنند. آشنایی با سوگیری‌هایی چون اثر گرایش (شفرین و استاتمن، ۱۹۸۵)، رفتار گله‌ای (هوانگ و سالمون، ۲۰۰۴) و معامله‌گری بیش از حد ناشی از بیش‌اطمینانی (باربر و اودین، ۲۰۰۰) می‌تواند به کاهش تصمیم‌های تکانشی کمک کند. تدوین «قوانین رفتاری» شخصی — مانند پایبندی به حد ضرر از پیش تعیین‌شده و محدودساختن حجم معاملات در دوره‌های پریشانی — نیز در همین جهت عمل می‌کند. شواهدی که سواد مالی را تعدیل‌گر اثر سوگیری‌ها یافته‌اند (فروغی و تهرانی، ۱۳۹۷؛ دینگرا و آگاروال، ۲۰۲۵)، نشان می‌دهند که آموزش مالی و آموزش روانشناختی مکمل یکدیگرند نه جایگزین هم.</w:t>
       </w:r>
     </w:p>
     <w:p>
@@ -2794,7 +2794,7 @@
           <w:rtl/>
           <w:lang w:bidi="fa-IR"/>
         </w:rPr>
-        <w:t xml:space="preserve">ششمین محدودیت به سنجش متغیر وابسته مربوط است: تحمل ریسک مالی یک نگرش روانشناختی است، حال آن‌که رفتار پرخطر یک عمل عینی. هرچند روایی پیش‌بین این مقیاس برای رفتار واقعی مستند شده (گرابل و لایتون، ۱۹۹۹؛ گرابل، ۲۰۱۷) و نسخه فارسی آن نیز اعتباریابی شده است (طالبی و همکاران، ۱۳۹۸)، به‌کارگیری آن به‌عنوان شاخص نیابتی رفتار، همچنان یک تقریب است و رفتار واقعی معاملاتی را مستقیماً ثبت نمی‌کند. هفتمین محدودیت، حجم نمونه در برابر نیازهای مدل‌سازی معادلات ساختاری است: نمونه ۱۷۱ نفری در بازه هدف عملی پژوهش (۱۵۰ تا ۲۰۰ نفر) قرار می‌گیرد، اما از حداقل ۲۰۰ نفر پیشنهادی برای برآوردهای پایا در این روش کمتر است (کلاین، ۲۰۱۶). هشتمین محدودیت، نامسنجیده ماندن متغیرهای جایگزینی چون تنظیم هیجان، تکانشگری، سواد مالی و تجربه معامله‌گری است که می‌توانستند بخشی از اثر مستقیم باقی‌مانده را تبیین کنند. نهمین محدودیت نیز برازش نامطلوب برخی شاخص‌های مدل معادلات ساختاری است که داوری درباره مدل کامل را محتاطانه می‌کند.</w:t>
+        <w:t xml:space="preserve">ششمین محدودیت به سنجش متغیر وابسته مربوط است: تحمل ریسک مالی یک نگرش روانشناختی است، حال آن‌که رفتار پرخطر یک عمل عینی. هرچند روایی پیش‌بین این مقیاس برای رفتار واقعی مستند شده (گرابل و لایتون، ۱۹۹۹؛ گرابل، ۲۰۱۷) و نسخه فارسی آن نیز اعتباریابی شده است (طالبی و همکاران، ۱۳۹۸). با این همه، به‌کارگیری آن به‌عنوان شاخص نیابتی رفتار همچنان یک تقریب است. رفتار واقعی معاملاتی مستقیماً ثبت نمی‌شود. هفتمین محدودیت، حجم نمونه در برابر نیازهای مدل‌سازی معادلات ساختاری است: نمونه ۱۷۱ نفری در بازه هدف عملی پژوهش (۱۵۰ تا ۲۰۰ نفر) قرار می‌گیرد، اما از حداقل ۲۰۰ نفر پیشنهادی برای برآوردهای پایا در این روش کمتر است (کلاین، ۲۰۱۶). هشتمین محدودیت، نامسنجیده ماندن متغیرهای جایگزینی چون تنظیم هیجان، تکانشگری، سواد مالی و تجربه معامله‌گری است که می‌توانستند بخشی از اثر مستقیم باقی‌مانده را تبیین کنند. نهمین محدودیت نیز برازش نامطلوب برخی شاخص‌های مدل معادلات ساختاری است که داوری درباره مدل کامل را محتاطانه می‌کند.</w:t>
       </w:r>
     </w:p>
     <w:p>
@@ -3080,7 +3080,7 @@
           <w:rtl/>
           <w:lang w:bidi="fa-IR"/>
         </w:rPr>
-        <w:t xml:space="preserve">در سطح کاربرد نیز پیشنهادهای زیر — با همان احتیاط‌های مذکور درباره گذار از آمار به عمل — مطرح می‌شود. مخاطب این پیشنهادها، نهادهای آموزشی، کارگزاری‌ها و مشاورانی‌اند که با معامله‌گران سروکار دارند؛ نه خود معامله‌گر به‌تنهایی، زیرا تغییر پایدار رفتار به بستر حمایتی نیاز دارد.</w:t>
+        <w:t xml:space="preserve">در سطح کاربرد نیز پیشنهادهای زیر — با همان احتیاط‌های مذکور درباره گذار از آمار به عمل — مطرح می‌شود. مخاطب این پیشنهادها نهادهای آموزشی، کارگزاری‌ها و مشاورانی‌اند که با معامله‌گران سروکار دارند. نه خود معامله‌گر به‌تنهایی. تغییر پایدار رفتار به بستر حمایتی نیاز دارد.</w:t>
       </w:r>
     </w:p>
     <w:p>
@@ -3362,7 +3362,7 @@
           <w:rtl/>
           <w:lang w:bidi="fa-IR"/>
         </w:rPr>
-        <w:t xml:space="preserve">سهم پژوهش حاضر را می‌توان در سه نکته خلاصه کرد: نخست، آزمون هم‌زمان سه متغیر در یک مدل یکپارچه به‌جای روابط پراکنده دوتایی؛ دوم، نشان دادن این‌که ناهمسانی رفتار معامله‌گران می‌تواند ریشه در لایه شناختی میانی داشته باشد؛ و سوم، ترسیم مرزهای دقیق آنچه از این یافته‌ها می‌توان و نمی‌توان نتیجه گرفت. هر سه نکته، بیش از آن‌که پایان یک بحث باشند، آغاز بحث‌های بعدی‌اند.</w:t>
+        <w:t xml:space="preserve">سهم پژوهش حاضر در سه نکته خلاصه می‌شود. نخست، آزمون هم‌زمان سه متغیر در یک مدل یکپارچه به‌جای روابط پراکنده دوتایی. دوم، نشان دادن این‌که ناهمسانی رفتار معامله‌گران می‌تواند ریشه در لایه شناختی میانی داشته باشد. سوم، ترسیم مرزهای دقیق آنچه از این یافته‌ها می‌توان و نمی‌توان نتیجه گرفت. هر سه نکته، بیش از آن‌که پایان یک بحث باشند، آغاز بحث‌های بعدی‌اند.</w:t>
       </w:r>
     </w:p>
     <w:p>
@@ -3379,7 +3379,7 @@
           <w:rtl/>
           <w:lang w:bidi="fa-IR"/>
         </w:rPr>
-        <w:t xml:space="preserve">فصل پنجم با همین چشم‌انداز به پایان می‌رسد: یافته‌ها، الگویی معنادار و تبیین‌پذیر را نشان داده‌اند؛ محدودیت‌ها، مرزهای این الگو را مشخص کرده‌اند؛ و پیشنهادها، مسیر عبور از این مرزها را ترسیم نموده‌اند. داوری نهایی درباره پایداری این الگو بر عهده پژوهش‌های آتی است و هر گام بعدی، چه در جهت تأیید و چه در جهت اصلاح این الگو، به فهم عمیق‌تر رفتار مالی معامله‌گران کمک خواهد کرد.</w:t>
+        <w:t xml:space="preserve">فصل پنجم با همین چشم‌انداز به پایان می‌رسد: یافته‌ها الگویی معنادار و تبیین‌پذیر را نشان داده‌اند و محدودیت‌ها مرزهای این الگو را مشخص کرده‌اند. پیشنهادها نیز مسیر عبور از این مرزها را ترسیم نموده‌اند. داوری نهایی درباره پایداری این الگو بر عهده پژوهش‌های آتی است و هر گام بعدی، چه در جهت تأیید و چه در جهت اصلاح این الگو، به فهم عمیق‌تر رفتار مالی معامله‌گران کمک خواهد کرد.</w:t>
       </w:r>
     </w:p>
     <w:p>
